--- a/courseware/LP-Multi AI Agents Workflow for Content Creation-v2.0.docx
+++ b/courseware/LP-Multi AI Agents Workflow for Content Creation-v2.0.docx
@@ -380,7 +380,7 @@
               <w:rPr>
                 <w:sz w:val="19"/>
               </w:rPr>
-              <w:t>Revamped in the house design of Agentic AI Applications with Codex (TGS-2023041081). One central case — Horizon Wealth Planning, a Singapore financial-planning firm — across 14 labs, each in its own folder: Claude Cowork sub-agents (research, ideation, personas, cadence, skills, measurement), Codex (website, compliance subagent, approval gate, video), Claude Code subagents and agent teams (social, newsletter and video teams with LinkedIn, Facebook and YouTube publishing behind a human approval gate) and Hermes Agent bots on a Kanban board. 2-hour assessment from 4:00 PM Day 2.</w:t>
+              <w:t>Revamped in the house design of Agentic AI Applications with Codex (TGS-2023041081). One central case — Horizon Wealth Planning, a Singapore financial-planning firm — across 14 labs, each in its own folder: Claude Cowork sub-agents (research, ideation, personas, cadence, skills, measurement), Codex (website, compliance subagent, approval gate, video), Claude Code subagents and agent teams (social, newsletter and video teams with LinkedIn, Facebook and YouTube publishing behind a human approval gate) and Hermes Agent bots on a Kanban board. Practice Exam slide (Claude Certified Associate — Foundations). WA (6 SAQ, K1-K6) and PP (4 tasks, A1-A7) rewritten for the v2.0 labs; assessment 4:00-6:00 PM Day 2 (WA 1 h, PP 1 h).</w:t>
             </w:r>
           </w:p>
         </w:tc>
@@ -796,7 +796,7 @@
           <w:b w:val="0"/>
           <w:sz w:val="19"/>
         </w:rPr>
-        <w:t>Topic 4 — Content Distribution, Strategy Guidelines and Responsible AI Practices · Slides 112–141</w:t>
+        <w:t>Topic 4 — Content Distribution, Strategy Guidelines and Responsible AI Practices · Slides 112–142</w:t>
         <w:tab/>
         <w:t>9</w:t>
       </w:r>
@@ -914,7 +914,7 @@
     </w:p>
     <w:p>
       <w:r>
-        <w:t>Course code TGS-2023036153 · 2 days · 16 hours including a 2-hour assessment · 141-slide deck v2.0 · 14 labs, each in its own folder. TSC: ICT-SNM-4004-1.1 Content Strategy.</w:t>
+        <w:t>Course code TGS-2023036153 · 2 days · 16 hours including a 2-hour assessment · 142-slide deck v2.0 · 14 labs, each in its own folder. TSC: ICT-SNM-4004-1.1 Content Strategy.</w:t>
       </w:r>
     </w:p>
     <w:p>
@@ -4180,7 +4180,7 @@
               <w:rPr>
                 <w:sz w:val="19"/>
               </w:rPr>
-              <w:t>136–141</w:t>
+              <w:t>136–142</w:t>
             </w:r>
           </w:p>
         </w:tc>
@@ -5566,7 +5566,7 @@
         <w:pStyle w:val="Heading2"/>
       </w:pPr>
       <w:r>
-        <w:t>Topic 4 — Content Distribution, Strategy Guidelines and Responsible AI Practices · Slides 112–141</w:t>
+        <w:t>Topic 4 — Content Distribution, Strategy Guidelines and Responsible AI Practices · Slides 112–142</w:t>
       </w:r>
     </w:p>
     <w:p>

--- a/courseware/LP-Multi AI Agents Workflow for Content Creation-v2.0.docx
+++ b/courseware/LP-Multi AI Agents Workflow for Content Creation-v2.0.docx
@@ -380,7 +380,7 @@
               <w:rPr>
                 <w:sz w:val="19"/>
               </w:rPr>
-              <w:t>Revamped in the house design of Agentic AI Applications with Codex (TGS-2023041081). One central case — Horizon Wealth Planning, a Singapore financial-planning firm — across 14 labs, each in its own folder: Claude Cowork sub-agents (research, ideation, personas, cadence, skills, measurement), Codex (website, compliance subagent, approval gate, video), Claude Code subagents and agent teams (social, newsletter and video teams with LinkedIn, Facebook and YouTube publishing behind a human approval gate) and Hermes Agent bots on a Kanban board. Practice Exam slide (Claude Certified Associate — Foundations). WA (6 SAQ, K1-K6) and PP (4 tasks, A1-A7) rewritten for the v2.0 labs; assessment 4:00-6:00 PM Day 2 (WA 1 h, PP 1 h).</w:t>
+              <w:t>Revamped in the house design of the Agentic AI Applications with Codex course. One central case — Horizon Wealth Planning, a Singapore financial-planning firm — across 14 labs, each in its own folder: Claude Cowork sub-agents (research, ideation, personas, cadence, skills, measurement), Codex (website, compliance subagent, approval gate, video), Claude Code subagents and agent teams (social, newsletter and video teams with LinkedIn, Facebook and YouTube publishing behind a human approval gate) and Hermes Agent bots on a Kanban board. Practice Exam slide (Claude Certified Associate — Foundations). WA (6 SAQ, K1-K6) and PP (4 tasks, A1-A7) rewritten for the v2.0 labs; assessment 4:00-6:00 PM Day 2 (WA 1 h, PP 1 h).</w:t>
             </w:r>
           </w:p>
         </w:tc>

--- a/courseware/LP-Multi AI Agents Workflow for Content Creation-v2.0.docx
+++ b/courseware/LP-Multi AI Agents Workflow for Content Creation-v2.0.docx
@@ -544,7 +544,7 @@
           <w:b w:val="0"/>
           <w:sz w:val="19"/>
         </w:rPr>
-        <w:t>Topic 1 — Multi-AI-Agent Content Ideation and Digital Storyboarding · Slides 18–53</w:t>
+        <w:t>Topic 1 — Multi-AI-Agent Content Ideation and Digital Storyboarding · Slides 18–54</w:t>
         <w:tab/>
         <w:t>6</w:t>
       </w:r>
@@ -580,7 +580,7 @@
           <w:b w:val="0"/>
           <w:sz w:val="19"/>
         </w:rPr>
-        <w:t>Lab 2 — Plan and Build the Horizon Website with Codex · Slides 35–38</w:t>
+        <w:t>Lab 2 — Plan and Build the Horizon Website with Codex · Slides 36–39</w:t>
         <w:tab/>
         <w:t>7</w:t>
       </w:r>
@@ -598,7 +598,7 @@
           <w:b w:val="0"/>
           <w:sz w:val="19"/>
         </w:rPr>
-        <w:t>Lab 3 — A Compliance Subagent, Then Publish · Slides 41–45</w:t>
+        <w:t>Lab 3 — A Compliance Subagent, Then Publish · Slides 42–46</w:t>
         <w:tab/>
         <w:t>7</w:t>
       </w:r>
@@ -616,7 +616,7 @@
           <w:b w:val="0"/>
           <w:sz w:val="19"/>
         </w:rPr>
-        <w:t>Lab 4 — Ideation Sub-agents and a Digital Storyboard · Slides 48–52</w:t>
+        <w:t>Lab 4 — Ideation Sub-agents and a Digital Storyboard · Slides 49–53</w:t>
         <w:tab/>
         <w:t>7</w:t>
       </w:r>
@@ -634,7 +634,7 @@
           <w:b w:val="0"/>
           <w:sz w:val="19"/>
         </w:rPr>
-        <w:t>Topic 2 — Audience Research and Content Requirement Analysis · Slides 54–77</w:t>
+        <w:t>Topic 2 — Audience Research and Content Requirement Analysis · Slides 55–78</w:t>
         <w:tab/>
         <w:t>7</w:t>
       </w:r>
@@ -652,7 +652,7 @@
           <w:b w:val="0"/>
           <w:sz w:val="19"/>
         </w:rPr>
-        <w:t>Lab 5 — Audience Research and Personas from Evidence · Slides 58–62</w:t>
+        <w:t>Lab 5 — Audience Research and Personas from Evidence · Slides 59–63</w:t>
         <w:tab/>
         <w:t>7</w:t>
       </w:r>
@@ -670,7 +670,7 @@
           <w:b w:val="0"/>
           <w:sz w:val="19"/>
         </w:rPr>
-        <w:t>Lab 6 — Content Cadence and the Editorial Calendar · Slides 64–68</w:t>
+        <w:t>Lab 6 — Content Cadence and the Editorial Calendar · Slides 65–69</w:t>
         <w:tab/>
         <w:t>8</w:t>
       </w:r>
@@ -688,7 +688,7 @@
           <w:b w:val="0"/>
           <w:sz w:val="19"/>
         </w:rPr>
-        <w:t>Lab 7 — Studio Skills: Voice, Facts, Compliance and Formats · Slides 72–76</w:t>
+        <w:t>Lab 7 — Studio Skills: Voice, Facts, Compliance and Formats · Slides 73–77</w:t>
         <w:tab/>
         <w:t>8</w:t>
       </w:r>
@@ -706,7 +706,7 @@
           <w:b w:val="0"/>
           <w:sz w:val="19"/>
         </w:rPr>
-        <w:t>Topic 3 — Multi-Channel Content Creation and Agent Workflow Coordination · Slides 78–111</w:t>
+        <w:t>Topic 3 — Multi-Channel Content Creation and Agent Workflow Coordination · Slides 79–112</w:t>
         <w:tab/>
         <w:t>8</w:t>
       </w:r>
@@ -724,7 +724,7 @@
           <w:b w:val="0"/>
           <w:sz w:val="19"/>
         </w:rPr>
-        <w:t>Lab 8 — The Human Approval Gate and the Publishers · Slides 86–90</w:t>
+        <w:t>Lab 8 — The Human Approval Gate and the Publishers · Slides 87–91</w:t>
         <w:tab/>
         <w:t>8</w:t>
       </w:r>
@@ -742,7 +742,7 @@
           <w:b w:val="0"/>
           <w:sz w:val="19"/>
         </w:rPr>
-        <w:t>Lab 9 — The Social Media Agent Team: LinkedIn and Facebook · Slides 92–97</w:t>
+        <w:t>Lab 9 — The Social Media Agent Team: LinkedIn and Facebook · Slides 93–98</w:t>
         <w:tab/>
         <w:t>8</w:t>
       </w:r>
@@ -760,7 +760,7 @@
           <w:b w:val="0"/>
           <w:sz w:val="19"/>
         </w:rPr>
-        <w:t>Lab 10 — The Newsletter Agent Team: the Sunny Sunday Email · Slides 99–103</w:t>
+        <w:t>Lab 10 — The Newsletter Agent Team: the Sunny Sunday Email · Slides 100–104</w:t>
         <w:tab/>
         <w:t>9</w:t>
       </w:r>
@@ -778,7 +778,7 @@
           <w:b w:val="0"/>
           <w:sz w:val="19"/>
         </w:rPr>
-        <w:t>Lab 11 — The Video Agent Team: Script to YouTube · Slides 105–110</w:t>
+        <w:t>Lab 11 — The Video Agent Team: Script to YouTube · Slides 106–111</w:t>
         <w:tab/>
         <w:t>9</w:t>
       </w:r>
@@ -796,7 +796,7 @@
           <w:b w:val="0"/>
           <w:sz w:val="19"/>
         </w:rPr>
-        <w:t>Topic 4 — Content Distribution, Strategy Guidelines and Responsible AI Practices · Slides 112–142</w:t>
+        <w:t>Topic 4 — Content Distribution, Strategy Guidelines and Responsible AI Practices · Slides 113–143</w:t>
         <w:tab/>
         <w:t>9</w:t>
       </w:r>
@@ -814,7 +814,7 @@
           <w:b w:val="0"/>
           <w:sz w:val="19"/>
         </w:rPr>
-        <w:t>Lab 12 — Hermes Agent Bots on a Kanban Board · Slides 117–121</w:t>
+        <w:t>Lab 12 — Hermes Agent Bots on a Kanban Board · Slides 118–122</w:t>
         <w:tab/>
         <w:t>9</w:t>
       </w:r>
@@ -832,7 +832,7 @@
           <w:b w:val="0"/>
           <w:sz w:val="19"/>
         </w:rPr>
-        <w:t>Lab 13 — Always On: a Telegram Bot That Asks Before It Acts · Slides 123–126</w:t>
+        <w:t>Lab 13 — Always On: a Telegram Bot That Asks Before It Acts · Slides 124–127</w:t>
         <w:tab/>
         <w:t>10</w:t>
       </w:r>
@@ -850,7 +850,7 @@
           <w:b w:val="0"/>
           <w:sz w:val="19"/>
         </w:rPr>
-        <w:t>Lab 14 — Measure, Govern and Write the Playbook · Slides 129–133</w:t>
+        <w:t>Lab 14 — Measure, Govern and Write the Playbook · Slides 130–134</w:t>
         <w:tab/>
         <w:t>10</w:t>
       </w:r>
@@ -914,7 +914,7 @@
     </w:p>
     <w:p>
       <w:r>
-        <w:t>Course code TGS-2023036153 · 2 days · 16 hours including a 2-hour assessment · 142-slide deck v2.0 · 14 labs, each in its own folder. TSC: ICT-SNM-4004-1.1 Content Strategy.</w:t>
+        <w:t>Course code TGS-2023036153 · 2 days · 16 hours including a 2-hour assessment · 143-slide deck v2.0 · 14 labs, each in its own folder. TSC: ICT-SNM-4004-1.1 Content Strategy.</w:t>
       </w:r>
     </w:p>
     <w:p>
@@ -1476,7 +1476,7 @@
               <w:rPr>
                 <w:sz w:val="19"/>
               </w:rPr>
-              <w:t>32–34</w:t>
+              <w:t>32–35</w:t>
             </w:r>
           </w:p>
         </w:tc>
@@ -1548,7 +1548,7 @@
               <w:rPr>
                 <w:sz w:val="19"/>
               </w:rPr>
-              <w:t>35–38</w:t>
+              <w:t>36–39</w:t>
             </w:r>
           </w:p>
         </w:tc>
@@ -1620,7 +1620,7 @@
               <w:rPr>
                 <w:sz w:val="19"/>
               </w:rPr>
-              <w:t>39–40</w:t>
+              <w:t>40–41</w:t>
             </w:r>
           </w:p>
         </w:tc>
@@ -1692,7 +1692,7 @@
               <w:rPr>
                 <w:sz w:val="19"/>
               </w:rPr>
-              <w:t>41–45</w:t>
+              <w:t>42–46</w:t>
             </w:r>
           </w:p>
         </w:tc>
@@ -1836,7 +1836,7 @@
               <w:rPr>
                 <w:sz w:val="19"/>
               </w:rPr>
-              <w:t>46–47</w:t>
+              <w:t>47–48</w:t>
             </w:r>
           </w:p>
         </w:tc>
@@ -1908,7 +1908,7 @@
               <w:rPr>
                 <w:sz w:val="19"/>
               </w:rPr>
-              <w:t>48–52</w:t>
+              <w:t>49–53</w:t>
             </w:r>
           </w:p>
         </w:tc>
@@ -1980,7 +1980,7 @@
               <w:rPr>
                 <w:sz w:val="19"/>
               </w:rPr>
-              <w:t>53</w:t>
+              <w:t>54</w:t>
             </w:r>
           </w:p>
         </w:tc>
@@ -2052,7 +2052,7 @@
               <w:rPr>
                 <w:sz w:val="19"/>
               </w:rPr>
-              <w:t>54–57</w:t>
+              <w:t>55–58</w:t>
             </w:r>
           </w:p>
         </w:tc>
@@ -2124,7 +2124,7 @@
               <w:rPr>
                 <w:sz w:val="19"/>
               </w:rPr>
-              <w:t>58–62</w:t>
+              <w:t>59–63</w:t>
             </w:r>
           </w:p>
         </w:tc>
@@ -2268,7 +2268,7 @@
               <w:rPr>
                 <w:sz w:val="19"/>
               </w:rPr>
-              <w:t>63</w:t>
+              <w:t>64</w:t>
             </w:r>
           </w:p>
         </w:tc>
@@ -2340,7 +2340,7 @@
               <w:rPr>
                 <w:sz w:val="19"/>
               </w:rPr>
-              <w:t>64–68</w:t>
+              <w:t>65–69</w:t>
             </w:r>
           </w:p>
         </w:tc>
@@ -2412,7 +2412,7 @@
               <w:rPr>
                 <w:sz w:val="19"/>
               </w:rPr>
-              <w:t>69–71</w:t>
+              <w:t>70–72</w:t>
             </w:r>
           </w:p>
         </w:tc>
@@ -2484,7 +2484,7 @@
               <w:rPr>
                 <w:sz w:val="19"/>
               </w:rPr>
-              <w:t>72–76</w:t>
+              <w:t>73–77</w:t>
             </w:r>
           </w:p>
         </w:tc>
@@ -2556,7 +2556,7 @@
               <w:rPr>
                 <w:sz w:val="19"/>
               </w:rPr>
-              <w:t>77</w:t>
+              <w:t>78</w:t>
             </w:r>
           </w:p>
         </w:tc>
@@ -2740,7 +2740,7 @@
               <w:rPr>
                 <w:sz w:val="19"/>
               </w:rPr>
-              <w:t>78–85</w:t>
+              <w:t>79–86</w:t>
             </w:r>
           </w:p>
         </w:tc>
@@ -2812,7 +2812,7 @@
               <w:rPr>
                 <w:sz w:val="19"/>
               </w:rPr>
-              <w:t>86–90</w:t>
+              <w:t>87–91</w:t>
             </w:r>
           </w:p>
         </w:tc>
@@ -2884,7 +2884,7 @@
               <w:rPr>
                 <w:sz w:val="19"/>
               </w:rPr>
-              <w:t>91</w:t>
+              <w:t>92</w:t>
             </w:r>
           </w:p>
         </w:tc>
@@ -2956,7 +2956,7 @@
               <w:rPr>
                 <w:sz w:val="19"/>
               </w:rPr>
-              <w:t>92–97</w:t>
+              <w:t>93–98</w:t>
             </w:r>
           </w:p>
         </w:tc>
@@ -3100,7 +3100,7 @@
               <w:rPr>
                 <w:sz w:val="19"/>
               </w:rPr>
-              <w:t>98</w:t>
+              <w:t>99</w:t>
             </w:r>
           </w:p>
         </w:tc>
@@ -3172,7 +3172,7 @@
               <w:rPr>
                 <w:sz w:val="19"/>
               </w:rPr>
-              <w:t>99–103</w:t>
+              <w:t>100–104</w:t>
             </w:r>
           </w:p>
         </w:tc>
@@ -3244,7 +3244,7 @@
               <w:rPr>
                 <w:sz w:val="19"/>
               </w:rPr>
-              <w:t>104</w:t>
+              <w:t>105</w:t>
             </w:r>
           </w:p>
         </w:tc>
@@ -3316,7 +3316,7 @@
               <w:rPr>
                 <w:sz w:val="19"/>
               </w:rPr>
-              <w:t>105–110</w:t>
+              <w:t>106–111</w:t>
             </w:r>
           </w:p>
         </w:tc>
@@ -3388,7 +3388,7 @@
               <w:rPr>
                 <w:sz w:val="19"/>
               </w:rPr>
-              <w:t>111</w:t>
+              <w:t>112</w:t>
             </w:r>
           </w:p>
         </w:tc>
@@ -3532,7 +3532,7 @@
               <w:rPr>
                 <w:sz w:val="19"/>
               </w:rPr>
-              <w:t>112–116</w:t>
+              <w:t>113–117</w:t>
             </w:r>
           </w:p>
         </w:tc>
@@ -3604,7 +3604,7 @@
               <w:rPr>
                 <w:sz w:val="19"/>
               </w:rPr>
-              <w:t>117–121</w:t>
+              <w:t>118–122</w:t>
             </w:r>
           </w:p>
         </w:tc>
@@ -3676,7 +3676,7 @@
               <w:rPr>
                 <w:sz w:val="19"/>
               </w:rPr>
-              <w:t>122</w:t>
+              <w:t>123</w:t>
             </w:r>
           </w:p>
         </w:tc>
@@ -3748,7 +3748,7 @@
               <w:rPr>
                 <w:sz w:val="19"/>
               </w:rPr>
-              <w:t>123–126</w:t>
+              <w:t>124–127</w:t>
             </w:r>
           </w:p>
         </w:tc>
@@ -3892,7 +3892,7 @@
               <w:rPr>
                 <w:sz w:val="19"/>
               </w:rPr>
-              <w:t>127–128</w:t>
+              <w:t>128–129</w:t>
             </w:r>
           </w:p>
         </w:tc>
@@ -3964,7 +3964,7 @@
               <w:rPr>
                 <w:sz w:val="19"/>
               </w:rPr>
-              <w:t>129–133</w:t>
+              <w:t>130–134</w:t>
             </w:r>
           </w:p>
         </w:tc>
@@ -4036,7 +4036,7 @@
               <w:rPr>
                 <w:sz w:val="19"/>
               </w:rPr>
-              <w:t>134–135</w:t>
+              <w:t>135–136</w:t>
             </w:r>
           </w:p>
         </w:tc>
@@ -4180,7 +4180,7 @@
               <w:rPr>
                 <w:sz w:val="19"/>
               </w:rPr>
-              <w:t>136–142</w:t>
+              <w:t>137–143</w:t>
             </w:r>
           </w:p>
         </w:tc>
@@ -4200,7 +4200,7 @@
         <w:pStyle w:val="Heading2"/>
       </w:pPr>
       <w:r>
-        <w:t>Topic 1 — Multi-AI-Agent Content Ideation and Digital Storyboarding · Slides 18–53</w:t>
+        <w:t>Topic 1 — Multi-AI-Agent Content Ideation and Digital Storyboarding · Slides 18–54</w:t>
       </w:r>
     </w:p>
     <w:p>
@@ -4362,7 +4362,7 @@
         <w:pStyle w:val="Heading3"/>
       </w:pPr>
       <w:r>
-        <w:t>Lab 2 — Plan and Build the Horizon Website with Codex · Slides 35–38</w:t>
+        <w:t>Lab 2 — Plan and Build the Horizon Website with Codex · Slides 36–39</w:t>
       </w:r>
     </w:p>
     <w:p>
@@ -4472,7 +4472,7 @@
         <w:pStyle w:val="Heading3"/>
       </w:pPr>
       <w:r>
-        <w:t>Lab 3 — A Compliance Subagent, Then Publish · Slides 41–45</w:t>
+        <w:t>Lab 3 — A Compliance Subagent, Then Publish · Slides 42–46</w:t>
       </w:r>
     </w:p>
     <w:p>
@@ -4582,7 +4582,7 @@
         <w:pStyle w:val="Heading3"/>
       </w:pPr>
       <w:r>
-        <w:t>Lab 4 — Ideation Sub-agents and a Digital Storyboard · Slides 48–52</w:t>
+        <w:t>Lab 4 — Ideation Sub-agents and a Digital Storyboard · Slides 49–53</w:t>
       </w:r>
     </w:p>
     <w:p>
@@ -4692,7 +4692,7 @@
         <w:pStyle w:val="Heading2"/>
       </w:pPr>
       <w:r>
-        <w:t>Topic 2 — Audience Research and Content Requirement Analysis · Slides 54–77</w:t>
+        <w:t>Topic 2 — Audience Research and Content Requirement Analysis · Slides 55–78</w:t>
       </w:r>
     </w:p>
     <w:p>
@@ -4744,7 +4744,7 @@
         <w:pStyle w:val="Heading3"/>
       </w:pPr>
       <w:r>
-        <w:t>Lab 5 — Audience Research and Personas from Evidence · Slides 58–62</w:t>
+        <w:t>Lab 5 — Audience Research and Personas from Evidence · Slides 59–63</w:t>
       </w:r>
     </w:p>
     <w:p>
@@ -4854,7 +4854,7 @@
         <w:pStyle w:val="Heading3"/>
       </w:pPr>
       <w:r>
-        <w:t>Lab 6 — Content Cadence and the Editorial Calendar · Slides 64–68</w:t>
+        <w:t>Lab 6 — Content Cadence and the Editorial Calendar · Slides 65–69</w:t>
       </w:r>
     </w:p>
     <w:p>
@@ -4964,7 +4964,7 @@
         <w:pStyle w:val="Heading3"/>
       </w:pPr>
       <w:r>
-        <w:t>Lab 7 — Studio Skills: Voice, Facts, Compliance and Formats · Slides 72–76</w:t>
+        <w:t>Lab 7 — Studio Skills: Voice, Facts, Compliance and Formats · Slides 73–77</w:t>
       </w:r>
     </w:p>
     <w:p>
@@ -5074,7 +5074,7 @@
         <w:pStyle w:val="Heading2"/>
       </w:pPr>
       <w:r>
-        <w:t>Topic 3 — Multi-Channel Content Creation and Agent Workflow Coordination · Slides 78–111</w:t>
+        <w:t>Topic 3 — Multi-Channel Content Creation and Agent Workflow Coordination · Slides 79–112</w:t>
       </w:r>
     </w:p>
     <w:p>
@@ -5126,7 +5126,7 @@
         <w:pStyle w:val="Heading3"/>
       </w:pPr>
       <w:r>
-        <w:t>Lab 8 — The Human Approval Gate and the Publishers · Slides 86–90</w:t>
+        <w:t>Lab 8 — The Human Approval Gate and the Publishers · Slides 87–91</w:t>
       </w:r>
     </w:p>
     <w:p>
@@ -5236,7 +5236,7 @@
         <w:pStyle w:val="Heading3"/>
       </w:pPr>
       <w:r>
-        <w:t>Lab 9 — The Social Media Agent Team: LinkedIn and Facebook · Slides 92–97</w:t>
+        <w:t>Lab 9 — The Social Media Agent Team: LinkedIn and Facebook · Slides 93–98</w:t>
       </w:r>
     </w:p>
     <w:p>
@@ -5346,7 +5346,7 @@
         <w:pStyle w:val="Heading3"/>
       </w:pPr>
       <w:r>
-        <w:t>Lab 10 — The Newsletter Agent Team: the Sunny Sunday Email · Slides 99–103</w:t>
+        <w:t>Lab 10 — The Newsletter Agent Team: the Sunny Sunday Email · Slides 100–104</w:t>
       </w:r>
     </w:p>
     <w:p>
@@ -5456,7 +5456,7 @@
         <w:pStyle w:val="Heading3"/>
       </w:pPr>
       <w:r>
-        <w:t>Lab 11 — The Video Agent Team: Script to YouTube · Slides 105–110</w:t>
+        <w:t>Lab 11 — The Video Agent Team: Script to YouTube · Slides 106–111</w:t>
       </w:r>
     </w:p>
     <w:p>
@@ -5566,7 +5566,7 @@
         <w:pStyle w:val="Heading2"/>
       </w:pPr>
       <w:r>
-        <w:t>Topic 4 — Content Distribution, Strategy Guidelines and Responsible AI Practices · Slides 112–142</w:t>
+        <w:t>Topic 4 — Content Distribution, Strategy Guidelines and Responsible AI Practices · Slides 113–143</w:t>
       </w:r>
     </w:p>
     <w:p>
@@ -5618,7 +5618,7 @@
         <w:pStyle w:val="Heading3"/>
       </w:pPr>
       <w:r>
-        <w:t>Lab 12 — Hermes Agent Bots on a Kanban Board · Slides 117–121</w:t>
+        <w:t>Lab 12 — Hermes Agent Bots on a Kanban Board · Slides 118–122</w:t>
       </w:r>
     </w:p>
     <w:p>
@@ -5728,7 +5728,7 @@
         <w:pStyle w:val="Heading3"/>
       </w:pPr>
       <w:r>
-        <w:t>Lab 13 — Always On: a Telegram Bot That Asks Before It Acts · Slides 123–126</w:t>
+        <w:t>Lab 13 — Always On: a Telegram Bot That Asks Before It Acts · Slides 124–127</w:t>
       </w:r>
     </w:p>
     <w:p>
@@ -5838,7 +5838,7 @@
         <w:pStyle w:val="Heading3"/>
       </w:pPr>
       <w:r>
-        <w:t>Lab 14 — Measure, Govern and Write the Playbook · Slides 129–133</w:t>
+        <w:t>Lab 14 — Measure, Govern and Write the Playbook · Slides 130–134</w:t>
       </w:r>
     </w:p>
     <w:p>
